--- a/services/certificates/templates/certificate-of-farmer-new.docx
+++ b/services/certificates/templates/certificate-of-farmer-new.docx
@@ -768,123 +768,239 @@
         </w:rPr>
         <w:t>_</w:t>
       </w:r>
+      <w:r>
+        <w:rPr>
+          <w:rFonts w:ascii="Times New Roman" w:hAnsi="Times New Roman" w:cs="Times New Roman"/>
+          <w:sz w:val="24"/>
+          <w:szCs w:val="24"/>
+        </w:rPr>
+        <w:t xml:space="preserve"> at the Barangay Balas, Mexico, Pampanga .</w:t>
+      </w:r>
+    </w:p>
+    <w:p>
+      <w:pPr>
+        <w:rPr>
+          <w:rFonts w:ascii="Times New Roman" w:hAnsi="Times New Roman" w:cs="Times New Roman"/>
+          <w:sz w:val="24"/>
+          <w:szCs w:val="24"/>
+        </w:rPr>
+      </w:pPr>
+    </w:p>
+    <w:p>
+      <w:pPr>
+        <w:rPr>
+          <w:rFonts w:ascii="Times New Roman" w:hAnsi="Times New Roman" w:cs="Times New Roman"/>
+          <w:sz w:val="24"/>
+          <w:szCs w:val="24"/>
+        </w:rPr>
+      </w:pPr>
+    </w:p>
+    <w:p>
+      <w:pPr>
+        <w:rPr>
+          <w:rFonts w:ascii="Times New Roman" w:hAnsi="Times New Roman" w:cs="Times New Roman"/>
+          <w:sz w:val="24"/>
+          <w:szCs w:val="24"/>
+        </w:rPr>
+      </w:pPr>
+    </w:p>
+    <w:p>
+      <w:pPr>
+        <w:rPr>
+          <w:rFonts w:ascii="Times New Roman" w:hAnsi="Times New Roman" w:cs="Times New Roman"/>
+          <w:sz w:val="24"/>
+          <w:szCs w:val="24"/>
+        </w:rPr>
+      </w:pPr>
+    </w:p>
+    <w:p>
+      <w:pPr>
+        <w:rPr>
+          <w:rFonts w:ascii="Times New Roman" w:hAnsi="Times New Roman" w:cs="Times New Roman"/>
+          <w:sz w:val="24"/>
+          <w:szCs w:val="24"/>
+        </w:rPr>
+      </w:pPr>
+    </w:p>
+    <w:p>
+      <w:pPr>
+        <w:rPr>
+          <w:rFonts w:ascii="Times New Roman" w:hAnsi="Times New Roman" w:cs="Times New Roman"/>
+          <w:sz w:val="24"/>
+          <w:szCs w:val="24"/>
+        </w:rPr>
+      </w:pPr>
+    </w:p>
+    <w:p>
+      <w:pPr>
+        <w:pStyle w:val="10"/>
+        <w:rPr>
+          <w:rFonts w:ascii="Times New Roman" w:hAnsi="Times New Roman"/>
+          <w:b/>
+          <w:sz w:val="24"/>
+          <w:szCs w:val="24"/>
+        </w:rPr>
+      </w:pPr>
+      <w:r>
+        <w:rPr>
+          <w:b/>
+        </w:rPr>
+        <w:t xml:space="preserve">                                                                                                                                    </w:t>
+      </w:r>
+      <w:r>
+        <w:rPr>
+          <w:rFonts w:ascii="Times New Roman" w:hAnsi="Times New Roman"/>
+          <w:b/>
+          <w:sz w:val="24"/>
+          <w:szCs w:val="24"/>
+        </w:rPr>
+        <w:t>Hon. RONNIE D. MANALOTO</w:t>
+      </w:r>
+    </w:p>
+    <w:p>
+      <w:pPr>
+        <w:pStyle w:val="10"/>
+        <w:rPr>
+          <w:rFonts w:ascii="Times New Roman" w:hAnsi="Times New Roman"/>
+          <w:sz w:val="24"/>
+          <w:szCs w:val="24"/>
+        </w:rPr>
+      </w:pPr>
+      <w:r>
+        <w:rPr>
+          <w:rFonts w:ascii="Times New Roman" w:hAnsi="Times New Roman"/>
+          <w:sz w:val="24"/>
+          <w:szCs w:val="24"/>
+        </w:rPr>
+        <w:t xml:space="preserve">                                                                                                                     Punong Barangay</w:t>
+      </w:r>
+    </w:p>
+    <w:p>
+      <w:pPr>
+        <w:rPr>
+          <w:rFonts w:ascii="Times New Roman" w:hAnsi="Times New Roman" w:cs="Times New Roman"/>
+          <w:sz w:val="24"/>
+          <w:szCs w:val="24"/>
+        </w:rPr>
+      </w:pPr>
       <w:bookmarkStart w:id="0" w:name="_GoBack"/>
       <w:bookmarkEnd w:id="0"/>
       <w:r>
         <w:rPr>
-          <w:rFonts w:ascii="Times New Roman" w:hAnsi="Times New Roman" w:cs="Times New Roman"/>
-          <w:sz w:val="24"/>
-          <w:szCs w:val="24"/>
-        </w:rPr>
-        <w:t xml:space="preserve"> at the Barangay Balas, Mexico, Pampanga .</w:t>
-      </w:r>
-    </w:p>
-    <w:p>
-      <w:pPr>
-        <w:rPr>
-          <w:rFonts w:ascii="Times New Roman" w:hAnsi="Times New Roman" w:cs="Times New Roman"/>
-          <w:sz w:val="24"/>
-          <w:szCs w:val="24"/>
-        </w:rPr>
-      </w:pPr>
-    </w:p>
-    <w:p>
-      <w:pPr>
-        <w:rPr>
-          <w:rFonts w:ascii="Times New Roman" w:hAnsi="Times New Roman" w:cs="Times New Roman"/>
-          <w:sz w:val="24"/>
-          <w:szCs w:val="24"/>
-        </w:rPr>
-      </w:pPr>
-    </w:p>
-    <w:p>
-      <w:pPr>
-        <w:rPr>
-          <w:rFonts w:ascii="Times New Roman" w:hAnsi="Times New Roman" w:cs="Times New Roman"/>
-          <w:sz w:val="24"/>
-          <w:szCs w:val="24"/>
-        </w:rPr>
-      </w:pPr>
-    </w:p>
-    <w:p>
-      <w:pPr>
-        <w:rPr>
-          <w:rFonts w:ascii="Times New Roman" w:hAnsi="Times New Roman" w:cs="Times New Roman"/>
-          <w:sz w:val="24"/>
-          <w:szCs w:val="24"/>
-        </w:rPr>
-      </w:pPr>
-    </w:p>
-    <w:p>
-      <w:pPr>
-        <w:rPr>
-          <w:rFonts w:ascii="Times New Roman" w:hAnsi="Times New Roman" w:cs="Times New Roman"/>
-          <w:sz w:val="24"/>
-          <w:szCs w:val="24"/>
-        </w:rPr>
-      </w:pPr>
-    </w:p>
-    <w:p>
-      <w:pPr>
-        <w:rPr>
-          <w:rFonts w:ascii="Times New Roman" w:hAnsi="Times New Roman" w:cs="Times New Roman"/>
-          <w:sz w:val="24"/>
-          <w:szCs w:val="24"/>
-        </w:rPr>
-      </w:pPr>
-    </w:p>
-    <w:p>
-      <w:pPr>
-        <w:pStyle w:val="10"/>
-        <w:rPr>
-          <w:rFonts w:ascii="Times New Roman" w:hAnsi="Times New Roman"/>
-          <w:b/>
-          <w:sz w:val="24"/>
-          <w:szCs w:val="24"/>
-        </w:rPr>
-      </w:pPr>
-      <w:r>
-        <w:rPr>
-          <w:b/>
-        </w:rPr>
-        <w:t xml:space="preserve">                                                                                                                                    </w:t>
-      </w:r>
-      <w:r>
-        <w:rPr>
-          <w:rFonts w:ascii="Times New Roman" w:hAnsi="Times New Roman"/>
-          <w:b/>
-          <w:sz w:val="24"/>
-          <w:szCs w:val="24"/>
-        </w:rPr>
-        <w:t>Hon. RONNIE D. MANALOTO</w:t>
-      </w:r>
-    </w:p>
-    <w:p>
-      <w:pPr>
-        <w:pStyle w:val="10"/>
-        <w:rPr>
-          <w:rFonts w:ascii="Times New Roman" w:hAnsi="Times New Roman"/>
-          <w:sz w:val="24"/>
-          <w:szCs w:val="24"/>
-        </w:rPr>
-      </w:pPr>
-      <w:r>
-        <w:rPr>
-          <w:rFonts w:ascii="Times New Roman" w:hAnsi="Times New Roman"/>
-          <w:sz w:val="24"/>
-          <w:szCs w:val="24"/>
-        </w:rPr>
-        <w:t xml:space="preserve">                                                                                                                     Punong Barangay</w:t>
-      </w:r>
-    </w:p>
-    <w:p>
-      <w:pPr>
-        <w:rPr>
-          <w:rFonts w:ascii="Times New Roman" w:hAnsi="Times New Roman" w:cs="Times New Roman"/>
-          <w:sz w:val="24"/>
-          <w:szCs w:val="24"/>
-        </w:rPr>
-      </w:pPr>
+          <w:sz w:val="20"/>
+        </w:rPr>
+        <mc:AlternateContent>
+          <mc:Choice Requires="wps">
+            <w:drawing>
+              <wp:anchor distT="0" distB="0" distL="114300" distR="114300" simplePos="0" relativeHeight="251663360" behindDoc="0" locked="0" layoutInCell="1" allowOverlap="1">
+                <wp:simplePos x="0" y="0"/>
+                <wp:positionH relativeFrom="column">
+                  <wp:posOffset>-396875</wp:posOffset>
+                </wp:positionH>
+                <wp:positionV relativeFrom="paragraph">
+                  <wp:posOffset>3810</wp:posOffset>
+                </wp:positionV>
+                <wp:extent cx="903605" cy="783590"/>
+                <wp:effectExtent l="0" t="0" r="10795" b="8890"/>
+                <wp:wrapNone/>
+                <wp:docPr id="1" name="Text Box 1"/>
+                <wp:cNvGraphicFramePr/>
+                <a:graphic xmlns:a="http://schemas.openxmlformats.org/drawingml/2006/main">
+                  <a:graphicData uri="http://schemas.microsoft.com/office/word/2010/wordprocessingShape">
+                    <wps:wsp>
+                      <wps:cNvSpPr txBox="1"/>
+                      <wps:spPr>
+                        <a:xfrm>
+                          <a:off x="0" y="0"/>
+                          <a:ext cx="903605" cy="783590"/>
+                        </a:xfrm>
+                        <a:prstGeom prst="rect">
+                          <a:avLst/>
+                        </a:prstGeom>
+                        <a:solidFill>
+                          <a:schemeClr val="lt1"/>
+                        </a:solidFill>
+                        <a:ln w="6350">
+                          <a:noFill/>
+                        </a:ln>
+                      </wps:spPr>
+                      <wps:style>
+                        <a:lnRef idx="0">
+                          <a:schemeClr val="accent1"/>
+                        </a:lnRef>
+                        <a:fillRef idx="0">
+                          <a:schemeClr val="accent1"/>
+                        </a:fillRef>
+                        <a:effectRef idx="0">
+                          <a:schemeClr val="accent1"/>
+                        </a:effectRef>
+                        <a:fontRef idx="minor">
+                          <a:schemeClr val="dk1"/>
+                        </a:fontRef>
+                      </wps:style>
+                      <wps:txbx>
+                        <w:txbxContent>
+                          <w:p>
+                            <w:pPr>
+                              <w:ind w:firstLine="110" w:firstLineChars="50"/>
+                              <w:jc w:val="both"/>
+                              <w:rPr>
+                                <w:rFonts w:hint="default"/>
+                                <w:lang w:val="en-PH"/>
+                              </w:rPr>
+                            </w:pPr>
+                            <w:r>
+                              <w:rPr>
+                                <w:rFonts w:hint="default"/>
+                                <w:lang w:val="en-PH"/>
+                              </w:rPr>
+                              <w:t>${qr_code}</w:t>
+                            </w:r>
+                          </w:p>
+                        </w:txbxContent>
+                      </wps:txbx>
+                      <wps:bodyPr rot="0" spcFirstLastPara="0" vertOverflow="overflow" horzOverflow="overflow" vert="horz" wrap="square" lIns="91440" tIns="45720" rIns="91440" bIns="45720" numCol="1" spcCol="0" rtlCol="0" fromWordArt="0" anchor="t" anchorCtr="0" forceAA="0" compatLnSpc="1">
+                        <a:noAutofit/>
+                      </wps:bodyPr>
+                    </wps:wsp>
+                  </a:graphicData>
+                </a:graphic>
+              </wp:anchor>
+            </w:drawing>
+          </mc:Choice>
+          <mc:Fallback>
+            <w:pict>
+              <v:shape id="_x0000_s1026" o:spid="_x0000_s1026" o:spt="202" type="#_x0000_t202" style="position:absolute;left:0pt;margin-left:-31.25pt;margin-top:0.3pt;height:61.7pt;width:71.15pt;z-index:251663360;mso-width-relative:page;mso-height-relative:page;" fillcolor="#FFFFFF [3201]" filled="t" stroked="f" coordsize="21600,21600" o:gfxdata="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">
+                <v:fill on="t" focussize="0,0"/>
+                <v:stroke on="f" weight="0.5pt"/>
+                <v:imagedata o:title=""/>
+                <o:lock v:ext="edit" aspectratio="f"/>
+                <v:textbox>
+                  <w:txbxContent>
+                    <w:p>
+                      <w:pPr>
+                        <w:ind w:firstLine="110" w:firstLineChars="50"/>
+                        <w:jc w:val="both"/>
+                        <w:rPr>
+                          <w:rFonts w:hint="default"/>
+                          <w:lang w:val="en-PH"/>
+                        </w:rPr>
+                      </w:pPr>
+                      <w:r>
+                        <w:rPr>
+                          <w:rFonts w:hint="default"/>
+                          <w:lang w:val="en-PH"/>
+                        </w:rPr>
+                        <w:t>${qr_code}</w:t>
+                      </w:r>
+                    </w:p>
+                  </w:txbxContent>
+                </v:textbox>
+              </v:shape>
+            </w:pict>
+          </mc:Fallback>
+        </mc:AlternateContent>
+      </w:r>
     </w:p>
     <w:p>
       <w:pPr>
@@ -1635,9 +1751,7 @@
 
 <file path=customXml/item1.xml><?xml version="1.0" encoding="utf-8"?>
 <s:customData xmlns="http://www.wps.cn/officeDocument/2013/wpsCustomData" xmlns:s="http://www.wps.cn/officeDocument/2013/wpsCustomData">
-  <customSectProps>
-    <customSectPr/>
-  </customSectProps>
+  <customSectProps/>
   <customShpExts>
     <customShpInfo spid="_x0000_s1026" textRotate="1"/>
   </customShpExts>
